--- a/Bafaz_SRS.docx
+++ b/Bafaz_SRS.docx
@@ -2935,8 +2935,71 @@
         </w:drawing>
       </w:r>
     </w:p>
+    <w:p>
+      <w:pPr>
+        <w:spacing w:line="480" w:lineRule="auto"/>
+        <w:rPr>
+          <w:rFonts w:ascii="Times New Roman" w:hAnsi="Times New Roman" w:cs="Times New Roman"/>
+        </w:rPr>
+      </w:pPr>
+      <w:r>
+        <w:rPr>
+          <w:rFonts w:ascii="Times New Roman" w:hAnsi="Times New Roman" w:cs="Times New Roman"/>
+          <w:noProof/>
+        </w:rPr>
+        <w:lastRenderedPageBreak/>
+        <w:drawing>
+          <wp:inline distT="0" distB="0" distL="0" distR="0" wp14:anchorId="05900203" wp14:editId="4C48B7BC">
+            <wp:extent cx="5943600" cy="4591136"/>
+            <wp:effectExtent l="0" t="0" r="0" b="6350"/>
+            <wp:docPr id="662033476" name="Picture 3" descr="A screenshot of a computer&#10;&#10;Description automatically generated"/>
+            <wp:cNvGraphicFramePr>
+              <a:graphicFrameLocks xmlns:a="http://schemas.openxmlformats.org/drawingml/2006/main" noChangeAspect="1"/>
+            </wp:cNvGraphicFramePr>
+            <a:graphic xmlns:a="http://schemas.openxmlformats.org/drawingml/2006/main">
+              <a:graphicData uri="http://schemas.openxmlformats.org/drawingml/2006/picture">
+                <pic:pic xmlns:pic="http://schemas.openxmlformats.org/drawingml/2006/picture">
+                  <pic:nvPicPr>
+                    <pic:cNvPr id="662033476" name="Picture 3" descr="A screenshot of a computer&#10;&#10;Description automatically generated"/>
+                    <pic:cNvPicPr/>
+                  </pic:nvPicPr>
+                  <pic:blipFill rotWithShape="1">
+                    <a:blip r:embed="rId8" cstate="print">
+                      <a:extLst>
+                        <a:ext uri="{28A0092B-C50C-407E-A947-70E740481C1C}">
+                          <a14:useLocalDpi xmlns:a14="http://schemas.microsoft.com/office/drawing/2010/main" val="0"/>
+                        </a:ext>
+                      </a:extLst>
+                    </a:blip>
+                    <a:srcRect t="5079"/>
+                    <a:stretch/>
+                  </pic:blipFill>
+                  <pic:spPr bwMode="auto">
+                    <a:xfrm>
+                      <a:off x="0" y="0"/>
+                      <a:ext cx="5943600" cy="4591136"/>
+                    </a:xfrm>
+                    <a:prstGeom prst="rect">
+                      <a:avLst/>
+                    </a:prstGeom>
+                    <a:ln>
+                      <a:noFill/>
+                    </a:ln>
+                    <a:extLst>
+                      <a:ext uri="{53640926-AAD7-44D8-BBD7-CCE9431645EC}">
+                        <a14:shadowObscured xmlns:a14="http://schemas.microsoft.com/office/drawing/2010/main"/>
+                      </a:ext>
+                    </a:extLst>
+                  </pic:spPr>
+                </pic:pic>
+              </a:graphicData>
+            </a:graphic>
+          </wp:inline>
+        </w:drawing>
+      </w:r>
+    </w:p>
     <w:sectPr>
-      <w:headerReference w:type="default" r:id="rId8"/>
+      <w:headerReference w:type="default" r:id="rId9"/>
       <w:pgSz w:w="12240" w:h="15840"/>
       <w:pgMar w:top="1440" w:right="1440" w:bottom="1440" w:left="1440" w:header="720" w:footer="720" w:gutter="0"/>
       <w:cols w:space="720"/>
